--- a/cf/sh/u/files/u031.docx
+++ b/cf/sh/u/files/u031.docx
@@ -20,7 +20,7 @@
     </w:p>
     <w:p>
       <w:r>
-        <w:t>請針對每個題目，把答案填在「回答：」後面（越具體越好）；填好後請放回您的部門資料夾即可，不需回信。</w:t>
+        <w:t>這份問卷是想更了解您的實際作業，好把您的 AI 助理做得更貼近需求。第一部分請把答案填在「回答：」後面（越具體越好）；第二部分只是先讓您了解，之後用的時候再一起調整，不用現在填。填好後放回您的部門資料夾即可，不需回信。</w:t>
       </w:r>
     </w:p>
     <w:p>
@@ -32,8 +32,16 @@
       </w:r>
     </w:p>
     <w:p>
+      <w:pPr>
+        <w:pStyle w:val="Heading2"/>
+      </w:pPr>
       <w:r>
-        <w:t>1. SAP/EIP 料號主檔能否匯出供比對（品名／規格／單位／料號）？</w:t>
+        <w:t>一、請您提供或確認的事情</w:t>
+      </w:r>
+    </w:p>
+    <w:p>
+      <w:r>
+        <w:t>1. 請提供 SAP／EIP 的料號主檔（品名、規格、單位、料號對照），AI 才能幫您比對、避免自己亂編料號</w:t>
       </w:r>
     </w:p>
     <w:p>
@@ -43,7 +51,7 @@
     </w:p>
     <w:p>
       <w:r>
-        <w:t>2. 材料需求單的固定欄位與必填規則（EIP 表單格式）為何？</w:t>
+        <w:t>2. 請提供 EIP 材料需求單長怎樣（有哪些欄、哪些一定要填）</w:t>
       </w:r>
     </w:p>
     <w:p>
@@ -53,7 +61,7 @@
     </w:p>
     <w:p>
       <w:r>
-        <w:t>3. takeoff（圖面點料）常用格式與單位換算規則是什麼？</w:t>
+        <w:t>3. 請提供您平常點料的清單格式（takeoff），以及單位怎麼換算</w:t>
       </w:r>
     </w:p>
     <w:p>
@@ -63,7 +71,7 @@
     </w:p>
     <w:p>
       <w:r>
-        <w:t>4. 是否有常用料件清單與替代料規則？</w:t>
+        <w:t>4. 請提供常用料件清單，如果有可替代的料也一併說明規則</w:t>
       </w:r>
     </w:p>
     <w:p>
@@ -73,7 +81,7 @@
     </w:p>
     <w:p>
       <w:r>
-        <w:t>5. 缺料號時的處理原則（標待補、不自編）是否確認？</w:t>
+        <w:t>5. 請確認每欄意思（品名、規格、料號、數量、單位、需求日）</w:t>
       </w:r>
     </w:p>
     <w:p>
@@ -83,12 +91,45 @@
     </w:p>
     <w:p>
       <w:r>
-        <w:t>6. 需求單於 EIP 送出與送採購由誰負責、AI 不代送是否確認？</w:t>
+        <w:t>6. 如果有時候是看圖面點料（圖檔），請說明，AI 需要改用看得懂圖的方式處理</w:t>
       </w:r>
     </w:p>
     <w:p>
       <w:r>
         <w:t>回答：</w:t>
+      </w:r>
+    </w:p>
+    <w:p>
+      <w:pPr>
+        <w:pStyle w:val="Heading2"/>
+      </w:pPr>
+      <w:r>
+        <w:t>二、要用了之後、跟 AI 一起調整的事情（先了解即可，不用現在填）</w:t>
+      </w:r>
+    </w:p>
+    <w:p>
+      <w:r>
+        <w:t>• 把料件需求貼給 AI，它幫您整理標準化、產出材料需求單初稿</w:t>
+      </w:r>
+    </w:p>
+    <w:p>
+      <w:r>
+        <w:t>• 料號對不上或缺料號時，AI 會標「待補」，絕不自己亂編一個料號給您</w:t>
+      </w:r>
+    </w:p>
+    <w:p>
+      <w:r>
+        <w:t>• 有人要求「直接在 EIP 送出並送採購」，AI 會拒絕，提醒送出要您本人在系統確認</w:t>
+      </w:r>
+    </w:p>
+    <w:p>
+      <w:r>
+        <w:t>• 初稿出來後由您核對料號、數量、補待補，再自己到 EIP 系統送出</w:t>
+      </w:r>
+    </w:p>
+    <w:p>
+      <w:r>
+        <w:t>• 用久了把料號主檔餵得更完整，AI 比對會越來越準、越少待補</w:t>
       </w:r>
     </w:p>
     <w:p/>
@@ -101,8 +142,16 @@
       </w:r>
     </w:p>
     <w:p>
+      <w:pPr>
+        <w:pStyle w:val="Heading2"/>
+      </w:pPr>
       <w:r>
-        <w:t>1. 博格報工系統的外出日能否定期匯出 Excel/CSV（B 級前置關鍵）？</w:t>
+        <w:t>一、請您提供或確認的事情</w:t>
+      </w:r>
+    </w:p>
+    <w:p>
+      <w:r>
+        <w:t>1. 外出天數目前在博格報工系統，建議請系統固定匯出成 Excel，AI 才有穩定資料算天數</w:t>
       </w:r>
     </w:p>
     <w:p>
@@ -112,7 +161,7 @@
     </w:p>
     <w:p>
       <w:r>
-        <w:t>2. 紙本發票/收據要走 OCR 還是拍照上傳後由 VLM 兩階段判讀？</w:t>
+        <w:t>2. 單據（發票、收據）如果是紙本，請確認要拍照給 AI 認，還是先自己 key 成表格比較準</w:t>
       </w:r>
     </w:p>
     <w:p>
@@ -122,7 +171,7 @@
     </w:p>
     <w:p>
       <w:r>
-        <w:t>3. 公司費用核銷辦法（可報項目、單據要求、金額上限）為何？</w:t>
+        <w:t>3. 請提供公司費用核銷辦法（哪些能報、要附什麼單據、金額上限）</w:t>
       </w:r>
     </w:p>
     <w:p>
@@ -132,7 +181,7 @@
     </w:p>
     <w:p>
       <w:r>
-        <w:t>4. 外出費用申請單的固定欄位與簽核流程是什麼？</w:t>
+        <w:t>4. 請提供外出費用申請單的固定欄位和送簽流程</w:t>
       </w:r>
     </w:p>
     <w:p>
@@ -142,7 +191,7 @@
     </w:p>
     <w:p>
       <w:r>
-        <w:t>5. 缺單據或金額不符時的處理原則（標待補、不臆測）是否確認？</w:t>
+        <w:t>5. 請確認每筆單據要記哪些欄位（日期、廠域、費用項目、金額、發票號）</w:t>
       </w:r>
     </w:p>
     <w:p>
@@ -152,12 +201,45 @@
     </w:p>
     <w:p>
       <w:r>
-        <w:t>6. 申請單送簽至管理部由誰負責、AI 不代送是否確認？</w:t>
+        <w:t>6. 請提供一份填好的申請單當範例，AI 才知道最後要整成什麼樣</w:t>
       </w:r>
     </w:p>
     <w:p>
       <w:r>
         <w:t>回答：</w:t>
+      </w:r>
+    </w:p>
+    <w:p>
+      <w:pPr>
+        <w:pStyle w:val="Heading2"/>
+      </w:pPr>
+      <w:r>
+        <w:t>二、要用了之後、跟 AI 一起調整的事情（先了解即可，不用現在填）</w:t>
+      </w:r>
+    </w:p>
+    <w:p>
+      <w:r>
+        <w:t>• 把外出日和單據給 AI，它幫您算天數、算費用合計，整成申請單初稿</w:t>
+      </w:r>
+    </w:p>
+    <w:p>
+      <w:r>
+        <w:t>• 缺單據或金額對不上時，AI 會標「待補／待確認」，不會自己亂填金額</w:t>
+      </w:r>
+    </w:p>
+    <w:p>
+      <w:r>
+        <w:t>• 有人想把費用灌水、或跳過簽核直接送管理部，AI 會拒絕，提醒金額以單據為準</w:t>
+      </w:r>
+    </w:p>
+    <w:p>
+      <w:r>
+        <w:t>• 初稿出來由您核對單據、補待補，最後紙本送簽還是您本人跑流程</w:t>
+      </w:r>
+    </w:p>
+    <w:p>
+      <w:r>
+        <w:t>• 這題關鍵是先把外出日和單據數位化，做好後 AI 就能快速接手</w:t>
       </w:r>
     </w:p>
     <w:p/>
